--- a/HaemophilusWeb/ReportTemplates/Fax - BLNAS v10.docx
+++ b/HaemophilusWeb/ReportTemplates/Fax - BLNAS v10.docx
@@ -3201,7 +3201,7 @@
       <w:rPr>
         <w:noProof/>
       </w:rPr>
-      <w:pict w14:anchorId="07B5B5F4">
+      <w:pict w14:anchorId="4B73EC59">
         <v:shapetype id="_x0000_t75" coordsize="21600,21600" o:spt="75" o:preferrelative="t" path="m@4@5l@4@11@9@11@9@5xe" filled="f" stroked="f">
           <v:stroke joinstyle="miter"/>
           <v:formulas>
@@ -3221,7 +3221,7 @@
           <v:path o:extrusionok="f" gradientshapeok="t" o:connecttype="rect"/>
           <o:lock v:ext="edit" aspectratio="t"/>
         </v:shapetype>
-        <v:shape id="Grafik 1482405703" o:spid="_x0000_s1152" type="#_x0000_t75" alt="ML-13135-01_DAkkS-Symbol_grau1-1" style="position:absolute;margin-left:401.25pt;margin-top:-13.1pt;width:111pt;height:63pt;z-index:3;visibility:visible;mso-wrap-style:square;mso-width-percent:0;mso-height-percent:0;mso-wrap-distance-left:9pt;mso-wrap-distance-top:0;mso-wrap-distance-right:9pt;mso-wrap-distance-bottom:0;mso-position-horizontal:absolute;mso-position-horizontal-relative:text;mso-position-vertical:absolute;mso-position-vertical-relative:text;mso-width-percent:0;mso-height-percent:0;mso-width-relative:page;mso-height-relative:page">
+        <v:shape id="Grafik 1815710453" o:spid="_x0000_s1176" type="#_x0000_t75" alt="ML-13135-01_DAkkS-Symbol_grau1-1" style="position:absolute;margin-left:401.25pt;margin-top:-13.1pt;width:111pt;height:63pt;z-index:8;visibility:visible;mso-wrap-style:square;mso-width-percent:0;mso-height-percent:0;mso-wrap-distance-left:9pt;mso-wrap-distance-top:0;mso-wrap-distance-right:9pt;mso-wrap-distance-bottom:0;mso-position-horizontal:absolute;mso-position-horizontal-relative:text;mso-position-vertical:absolute;mso-position-vertical-relative:text;mso-width-percent:0;mso-height-percent:0;mso-width-relative:page;mso-height-relative:page">
           <v:imagedata r:id="rId1" o:title="ML-13135-01_DAkkS-Symbol_grau1-1"/>
         </v:shape>
       </w:pict>
@@ -3239,7 +3239,21 @@
         <w:szCs w:val="17"/>
       </w:rPr>
       <w:tab/>
-      <w:t>Befund zu</w:t>
+      <w:t xml:space="preserve">Befund </w:t>
+    </w:r>
+    <w:r>
+      <w:rPr>
+        <w:sz w:val="17"/>
+        <w:szCs w:val="17"/>
+      </w:rPr>
+      <w:t xml:space="preserve">vom {Date} </w:t>
+    </w:r>
+    <w:r>
+      <w:rPr>
+        <w:sz w:val="17"/>
+        <w:szCs w:val="17"/>
+      </w:rPr>
+      <w:t>zu</w:t>
     </w:r>
     <w:r>
       <w:rPr>
@@ -3437,7 +3451,7 @@
       <w:rPr>
         <w:noProof/>
       </w:rPr>
-      <w:pict w14:anchorId="35653D0B">
+      <w:pict w14:anchorId="69B31E67">
         <v:shapetype id="_x0000_t75" coordsize="21600,21600" o:spt="75" o:preferrelative="t" path="m@4@5l@4@11@9@11@9@5xe" filled="f" stroked="f">
           <v:stroke joinstyle="miter"/>
           <v:formulas>
@@ -3457,7 +3471,7 @@
           <v:path o:extrusionok="f" gradientshapeok="t" o:connecttype="rect"/>
           <o:lock v:ext="edit" aspectratio="t"/>
         </v:shapetype>
-        <v:shape id="Grafik 1900134770" o:spid="_x0000_s1151" type="#_x0000_t75" alt="ML-13135-01_DAkkS-Symbol_grau1-1" style="position:absolute;margin-left:401.25pt;margin-top:-13.1pt;width:111pt;height:63pt;z-index:4;visibility:visible;mso-wrap-style:square;mso-width-percent:0;mso-height-percent:0;mso-wrap-distance-left:9pt;mso-wrap-distance-top:0;mso-wrap-distance-right:9pt;mso-wrap-distance-bottom:0;mso-position-horizontal:absolute;mso-position-horizontal-relative:text;mso-position-vertical:absolute;mso-position-vertical-relative:text;mso-width-percent:0;mso-height-percent:0;mso-width-relative:page;mso-height-relative:page">
+        <v:shape id="Grafik 475545359" o:spid="_x0000_s1175" type="#_x0000_t75" alt="ML-13135-01_DAkkS-Symbol_grau1-1" style="position:absolute;margin-left:401.25pt;margin-top:-13.1pt;width:111pt;height:63pt;z-index:11;visibility:visible;mso-wrap-style:square;mso-width-percent:0;mso-height-percent:0;mso-wrap-distance-left:9pt;mso-wrap-distance-top:0;mso-wrap-distance-right:9pt;mso-wrap-distance-bottom:0;mso-position-horizontal:absolute;mso-position-horizontal-relative:text;mso-position-vertical:absolute;mso-position-vertical-relative:text;mso-width-percent:0;mso-height-percent:0;mso-width-relative:page;mso-height-relative:page">
           <v:imagedata r:id="rId1" o:title="ML-13135-01_DAkkS-Symbol_grau1-1"/>
         </v:shape>
       </w:pict>
@@ -3475,7 +3489,21 @@
         <w:szCs w:val="17"/>
       </w:rPr>
       <w:tab/>
-      <w:t>Befund zu</w:t>
+      <w:t xml:space="preserve">Befund </w:t>
+    </w:r>
+    <w:r>
+      <w:rPr>
+        <w:sz w:val="17"/>
+        <w:szCs w:val="17"/>
+      </w:rPr>
+      <w:t xml:space="preserve">vom {Date} </w:t>
+    </w:r>
+    <w:r>
+      <w:rPr>
+        <w:sz w:val="17"/>
+        <w:szCs w:val="17"/>
+      </w:rPr>
+      <w:t>zu</w:t>
     </w:r>
     <w:r>
       <w:rPr>
@@ -3673,7 +3701,7 @@
       <w:rPr>
         <w:noProof/>
       </w:rPr>
-      <w:pict w14:anchorId="375E7888">
+      <w:pict w14:anchorId="48141B89">
         <v:shapetype id="_x0000_t75" coordsize="21600,21600" o:spt="75" o:preferrelative="t" path="m@4@5l@4@11@9@11@9@5xe" filled="f" stroked="f">
           <v:stroke joinstyle="miter"/>
           <v:formulas>
@@ -3693,7 +3721,7 @@
           <v:path o:extrusionok="f" gradientshapeok="t" o:connecttype="rect"/>
           <o:lock v:ext="edit" aspectratio="t"/>
         </v:shapetype>
-        <v:shape id="Grafik 3" o:spid="_x0000_s1150" type="#_x0000_t75" alt="ML-13135-01_DAkkS-Symbol_grau1-1" style="position:absolute;margin-left:401.25pt;margin-top:-13.1pt;width:111pt;height:63pt;z-index:2;visibility:visible;mso-wrap-style:square;mso-width-percent:0;mso-height-percent:0;mso-wrap-distance-left:9pt;mso-wrap-distance-top:0;mso-wrap-distance-right:9pt;mso-wrap-distance-bottom:0;mso-position-horizontal:absolute;mso-position-horizontal-relative:text;mso-position-vertical:absolute;mso-position-vertical-relative:text;mso-width-percent:0;mso-height-percent:0;mso-width-relative:page;mso-height-relative:page">
+        <v:shape id="Grafik 3" o:spid="_x0000_s1174" type="#_x0000_t75" alt="ML-13135-01_DAkkS-Symbol_grau1-1" style="position:absolute;margin-left:401.25pt;margin-top:-13.1pt;width:111pt;height:63pt;z-index:7;visibility:visible;mso-wrap-style:square;mso-width-percent:0;mso-height-percent:0;mso-wrap-distance-left:9pt;mso-wrap-distance-top:0;mso-wrap-distance-right:9pt;mso-wrap-distance-bottom:0;mso-position-horizontal:absolute;mso-position-horizontal-relative:text;mso-position-vertical:absolute;mso-position-vertical-relative:text;mso-width-percent:0;mso-height-percent:0;mso-width-relative:page;mso-height-relative:page">
           <v:imagedata r:id="rId1" o:title="ML-13135-01_DAkkS-Symbol_grau1-1"/>
         </v:shape>
       </w:pict>
@@ -3711,7 +3739,21 @@
         <w:szCs w:val="17"/>
       </w:rPr>
       <w:tab/>
-      <w:t>Befund zu</w:t>
+      <w:t xml:space="preserve">Befund </w:t>
+    </w:r>
+    <w:r>
+      <w:rPr>
+        <w:sz w:val="17"/>
+        <w:szCs w:val="17"/>
+      </w:rPr>
+      <w:t xml:space="preserve">vom {Date} </w:t>
+    </w:r>
+    <w:r>
+      <w:rPr>
+        <w:sz w:val="17"/>
+        <w:szCs w:val="17"/>
+      </w:rPr>
+      <w:t>zu</w:t>
     </w:r>
     <w:r>
       <w:rPr>
@@ -3957,7 +3999,7 @@
           <v:path o:extrusionok="f" gradientshapeok="t" o:connecttype="rect"/>
           <o:lock v:ext="edit" aspectratio="t"/>
         </v:shapetype>
-        <v:shape id="Grafik 2" o:spid="_x0000_s1173" type="#_x0000_t75" alt="nrzmhi_logo_500" style="position:absolute;margin-left:385.15pt;margin-top:2.25pt;width:63.4pt;height:63.4pt;z-index:-1;visibility:visible;mso-wrap-style:square;mso-width-percent:0;mso-height-percent:0;mso-wrap-distance-left:9pt;mso-wrap-distance-top:0;mso-wrap-distance-right:9pt;mso-wrap-distance-bottom:0;mso-position-horizontal:absolute;mso-position-horizontal-relative:text;mso-position-vertical:absolute;mso-position-vertical-relative:text;mso-width-percent:0;mso-height-percent:0;mso-width-relative:page;mso-height-relative:page">
+        <v:shape id="Grafik 2" o:spid="_x0000_s1173" type="#_x0000_t75" alt="nrzmhi_logo_500" style="position:absolute;margin-left:385.15pt;margin-top:2.25pt;width:63.4pt;height:63.4pt;z-index:-6;visibility:visible;mso-wrap-style:square;mso-width-percent:0;mso-height-percent:0;mso-wrap-distance-left:9pt;mso-wrap-distance-top:0;mso-wrap-distance-right:9pt;mso-wrap-distance-bottom:0;mso-position-horizontal:absolute;mso-position-horizontal-relative:text;mso-position-vertical:absolute;mso-position-vertical-relative:text;mso-width-percent:0;mso-height-percent:0;mso-width-relative:page;mso-height-relative:page">
           <v:imagedata r:id="rId1" o:title="nrzmhi_logo_500"/>
         </v:shape>
       </w:pict>
@@ -3967,7 +4009,7 @@
         <w:noProof/>
       </w:rPr>
       <w:pict w14:anchorId="3DC69C33">
-        <v:shape id="Grafik 1" o:spid="_x0000_s1172" type="#_x0000_t75" alt="RKI_Logo-NRZKL-Deu_RGB-1.JPG" style="position:absolute;margin-left:449.25pt;margin-top:6.75pt;width:55pt;height:55pt;z-index:9;visibility:visible;mso-wrap-style:square;mso-width-percent:0;mso-height-percent:0;mso-wrap-distance-left:9pt;mso-wrap-distance-top:0;mso-wrap-distance-right:9pt;mso-wrap-distance-bottom:0;mso-position-horizontal:absolute;mso-position-horizontal-relative:text;mso-position-vertical:absolute;mso-position-vertical-relative:text;mso-width-percent:0;mso-height-percent:0;mso-width-relative:page;mso-height-relative:page" stroked="t" strokecolor="white">
+        <v:shape id="Grafik 1" o:spid="_x0000_s1172" type="#_x0000_t75" alt="RKI_Logo-NRZKL-Deu_RGB-1.JPG" style="position:absolute;margin-left:449.25pt;margin-top:6.75pt;width:55pt;height:55pt;z-index:3;visibility:visible;mso-wrap-style:square;mso-width-percent:0;mso-height-percent:0;mso-wrap-distance-left:9pt;mso-wrap-distance-top:0;mso-wrap-distance-right:9pt;mso-wrap-distance-bottom:0;mso-position-horizontal:absolute;mso-position-horizontal-relative:text;mso-position-vertical:absolute;mso-position-vertical-relative:text;mso-width-percent:0;mso-height-percent:0;mso-width-relative:page;mso-height-relative:page" stroked="t" strokecolor="white">
           <v:imagedata r:id="rId2" o:title="RKI_Logo-NRZKL-Deu_RGB-1"/>
         </v:shape>
       </w:pict>
@@ -4092,7 +4134,7 @@
           <v:stroke joinstyle="miter"/>
           <v:path gradientshapeok="t" o:connecttype="rect"/>
         </v:shapetype>
-        <v:shape id="_x0000_s1171" type="#_x0000_t202" style="position:absolute;margin-left:364.1pt;margin-top:2.3pt;width:156.8pt;height:304.25pt;z-index:10;visibility:visible;mso-wrap-style:square;mso-width-percent:0;mso-height-percent:0;mso-wrap-distance-left:9pt;mso-wrap-distance-top:0;mso-wrap-distance-right:9pt;mso-wrap-distance-bottom:0;mso-position-horizontal-relative:text;mso-position-vertical-relative:text;mso-width-percent:0;mso-height-percent:0;mso-width-relative:page;mso-height-relative:page;v-text-anchor:top" o:gfxdata="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" stroked="f">
+        <v:shape id="_x0000_s1171" type="#_x0000_t202" style="position:absolute;margin-left:364.1pt;margin-top:2.3pt;width:156.8pt;height:304.25pt;z-index:4;visibility:visible;mso-wrap-style:square;mso-width-percent:0;mso-height-percent:0;mso-wrap-distance-left:9pt;mso-wrap-distance-top:0;mso-wrap-distance-right:9pt;mso-wrap-distance-bottom:0;mso-position-horizontal-relative:text;mso-position-vertical-relative:text;mso-width-percent:0;mso-height-percent:0;mso-width-relative:page;mso-height-relative:page;v-text-anchor:top" o:gfxdata="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" stroked="f">
           <v:textbox style="mso-next-textbox:#_x0000_s1171">
             <w:txbxContent>
               <w:p>
@@ -4619,8 +4661,6 @@
         <w:b/>
         <w:smallCaps/>
         <w:spacing w:val="20"/>
-        <w:sz w:val="28"/>
-        <w:szCs w:val="28"/>
       </w:rPr>
     </w:pPr>
     <w:r>
@@ -4648,7 +4688,7 @@
       <w:rPr>
         <w:noProof/>
       </w:rPr>
-      <w:pict w14:anchorId="51A3AAC3">
+      <w:pict w14:anchorId="0DBC6DA9">
         <v:shapetype id="_x0000_t75" coordsize="21600,21600" o:spt="75" o:preferrelative="t" path="m@4@5l@4@11@9@11@9@5xe" filled="f" stroked="f">
           <v:stroke joinstyle="miter"/>
           <v:formulas>
@@ -4668,7 +4708,7 @@
           <v:path o:extrusionok="f" gradientshapeok="t" o:connecttype="rect"/>
           <o:lock v:ext="edit" aspectratio="t"/>
         </v:shapetype>
-        <v:shape id="Grafik 11" o:spid="_x0000_s1147" type="#_x0000_t75" alt="nrzmhi_logo_500" style="position:absolute;margin-left:385.15pt;margin-top:2.25pt;width:63.4pt;height:63.4pt;z-index:-5;visibility:visible;mso-wrap-style:square;mso-width-percent:0;mso-height-percent:0;mso-wrap-distance-left:9pt;mso-wrap-distance-top:0;mso-wrap-distance-right:9pt;mso-wrap-distance-bottom:0;mso-position-horizontal:absolute;mso-position-horizontal-relative:text;mso-position-vertical:absolute;mso-position-vertical-relative:text;mso-width-percent:0;mso-height-percent:0;mso-width-relative:page;mso-height-relative:page">
+        <v:shape id="Grafik 4" o:spid="_x0000_s1178" type="#_x0000_t75" alt="nrzmhi_logo_500" style="position:absolute;margin-left:385.15pt;margin-top:2.25pt;width:63.4pt;height:63.4pt;z-index:-2;visibility:visible;mso-wrap-style:square;mso-width-percent:0;mso-height-percent:0;mso-wrap-distance-left:9pt;mso-wrap-distance-top:0;mso-wrap-distance-right:9pt;mso-wrap-distance-bottom:0;mso-position-horizontal:absolute;mso-position-horizontal-relative:text;mso-position-vertical:absolute;mso-position-vertical-relative:text;mso-width-percent:0;mso-height-percent:0;mso-width-relative:page;mso-height-relative:page">
           <v:imagedata r:id="rId1" o:title="nrzmhi_logo_500"/>
         </v:shape>
       </w:pict>
@@ -4677,8 +4717,8 @@
       <w:rPr>
         <w:noProof/>
       </w:rPr>
-      <w:pict w14:anchorId="3A794EA6">
-        <v:shape id="Grafik 12" o:spid="_x0000_s1146" type="#_x0000_t75" alt="RKI_Logo-NRZKL-Deu_RGB-1.JPG" style="position:absolute;margin-left:449.25pt;margin-top:6.75pt;width:55pt;height:55pt;z-index:1;visibility:visible;mso-wrap-style:square;mso-width-percent:0;mso-height-percent:0;mso-wrap-distance-left:9pt;mso-wrap-distance-top:0;mso-wrap-distance-right:9pt;mso-wrap-distance-bottom:0;mso-position-horizontal:absolute;mso-position-horizontal-relative:text;mso-position-vertical:absolute;mso-position-vertical-relative:text;mso-width-percent:0;mso-height-percent:0;mso-width-relative:page;mso-height-relative:page" stroked="t" strokecolor="white">
+      <w:pict w14:anchorId="7FA01F5C">
+        <v:shape id="Grafik 185904251" o:spid="_x0000_s1177" type="#_x0000_t75" alt="RKI_Logo-NRZKL-Deu_RGB-1.JPG" style="position:absolute;margin-left:449.25pt;margin-top:6.75pt;width:55pt;height:55pt;z-index:9;visibility:visible;mso-wrap-style:square;mso-width-percent:0;mso-height-percent:0;mso-wrap-distance-left:9pt;mso-wrap-distance-top:0;mso-wrap-distance-right:9pt;mso-wrap-distance-bottom:0;mso-position-horizontal:absolute;mso-position-horizontal-relative:text;mso-position-vertical:absolute;mso-position-vertical-relative:text;mso-width-percent:0;mso-height-percent:0;mso-width-relative:page;mso-height-relative:page" stroked="t" strokecolor="white">
           <v:imagedata r:id="rId2" o:title="RKI_Logo-NRZKL-Deu_RGB-1"/>
         </v:shape>
       </w:pict>
@@ -4689,8 +4729,6 @@
         <w:b/>
         <w:smallCaps/>
         <w:spacing w:val="20"/>
-        <w:sz w:val="28"/>
-        <w:szCs w:val="28"/>
       </w:rPr>
       <w:t xml:space="preserve">Nationales Referenzzentrum für Meningokokken </w:t>
     </w:r>
@@ -4702,8 +4740,6 @@
         <w:rFonts w:ascii="Arial" w:hAnsi="Arial" w:cs="Arial"/>
         <w:smallCaps/>
         <w:spacing w:val="20"/>
-        <w:sz w:val="28"/>
-        <w:szCs w:val="28"/>
       </w:rPr>
     </w:pPr>
     <w:r>
@@ -4713,8 +4749,6 @@
         <w:smallCaps/>
         <w:noProof/>
         <w:spacing w:val="20"/>
-        <w:sz w:val="28"/>
-        <w:szCs w:val="28"/>
       </w:rPr>
       <w:t>und Haemophilus influenzae</w:t>
     </w:r>
@@ -4722,14 +4756,14 @@
   <w:p>
     <w:pPr>
       <w:rPr>
-        <w:sz w:val="22"/>
-        <w:szCs w:val="22"/>
+        <w:sz w:val="20"/>
+        <w:szCs w:val="20"/>
       </w:rPr>
     </w:pPr>
     <w:r>
       <w:rPr>
-        <w:sz w:val="22"/>
-        <w:szCs w:val="22"/>
+        <w:sz w:val="20"/>
+        <w:szCs w:val="20"/>
       </w:rPr>
       <w:t>Gesamtleitung: PD Dr. rer. nat. Heike Claus</w:t>
     </w:r>
@@ -4737,14 +4771,14 @@
   <w:p>
     <w:pPr>
       <w:rPr>
-        <w:sz w:val="12"/>
-        <w:szCs w:val="12"/>
+        <w:sz w:val="20"/>
+        <w:szCs w:val="20"/>
       </w:rPr>
     </w:pPr>
     <w:r>
       <w:rPr>
-        <w:sz w:val="22"/>
-        <w:szCs w:val="22"/>
+        <w:sz w:val="20"/>
+        <w:szCs w:val="20"/>
       </w:rPr>
       <w:t>ärztliche Leitung: PD Dr. med. Thiên-Trí Lâm</w:t>
     </w:r>
@@ -4756,6 +4790,63 @@
         <w:szCs w:val="12"/>
       </w:rPr>
     </w:pPr>
+  </w:p>
+  <w:p>
+    <w:pPr>
+      <w:rPr>
+        <w:sz w:val="12"/>
+        <w:szCs w:val="12"/>
+      </w:rPr>
+    </w:pPr>
+    <w:r>
+      <w:rPr>
+        <w:sz w:val="12"/>
+        <w:szCs w:val="12"/>
+      </w:rPr>
+      <w:t xml:space="preserve">Labor-Nr. des NRZMHi: </w:t>
+    </w:r>
+    <w:r>
+      <w:rPr>
+        <w:sz w:val="12"/>
+        <w:szCs w:val="12"/>
+      </w:rPr>
+      <w:t>{LaboratoryNumberWithPrefix}</w:t>
+    </w:r>
+    <w:r>
+      <w:rPr>
+        <w:sz w:val="12"/>
+        <w:szCs w:val="12"/>
+      </w:rPr>
+      <w:t xml:space="preserve"> · isoliert aus: {SamplingLocation} · Datum der Materialentnahme:</w:t>
+    </w:r>
+    <w:r>
+      <w:rPr>
+        <w:sz w:val="12"/>
+        <w:szCs w:val="12"/>
+      </w:rPr>
+      <w:t xml:space="preserve"> </w:t>
+    </w:r>
+    <w:r>
+      <w:rPr>
+        <w:sz w:val="12"/>
+        <w:szCs w:val="12"/>
+      </w:rPr>
+      <w:t>{SamplingDate} · Labor-Nr. des Einsenders:</w:t>
+    </w:r>
+    <w:r>
+      <w:rPr>
+        <w:sz w:val="12"/>
+        <w:szCs w:val="12"/>
+      </w:rPr>
+      <w:t xml:space="preserve"> </w:t>
+    </w:r>
+    <w:r>
+      <w:rPr>
+        <w:sz w:val="12"/>
+        <w:szCs w:val="12"/>
+      </w:rPr>
+      <w:t>{SenderLaboratoryNumber}</w:t>
+    </w:r>
   </w:p>
   <w:p>
     <w:pPr>
@@ -4833,7 +4924,7 @@
           <v:path o:extrusionok="f" gradientshapeok="t" o:connecttype="rect"/>
           <o:lock v:ext="edit" aspectratio="t"/>
         </v:shapetype>
-        <v:shape id="_x0000_s1166" type="#_x0000_t75" alt="nrzmhi_logo_500" style="position:absolute;margin-left:385.15pt;margin-top:2.25pt;width:63.4pt;height:63.4pt;z-index:-4;visibility:visible;mso-wrap-style:square;mso-width-percent:0;mso-height-percent:0;mso-wrap-distance-left:9pt;mso-wrap-distance-top:0;mso-wrap-distance-right:9pt;mso-wrap-distance-bottom:0;mso-position-horizontal:absolute;mso-position-horizontal-relative:text;mso-position-vertical:absolute;mso-position-vertical-relative:text;mso-width-percent:0;mso-height-percent:0;mso-width-relative:page;mso-height-relative:page">
+        <v:shape id="_x0000_s1166" type="#_x0000_t75" alt="nrzmhi_logo_500" style="position:absolute;margin-left:385.15pt;margin-top:2.25pt;width:63.4pt;height:63.4pt;z-index:-7;visibility:visible;mso-wrap-style:square;mso-width-percent:0;mso-height-percent:0;mso-wrap-distance-left:9pt;mso-wrap-distance-top:0;mso-wrap-distance-right:9pt;mso-wrap-distance-bottom:0;mso-position-horizontal:absolute;mso-position-horizontal-relative:text;mso-position-vertical:absolute;mso-position-vertical-relative:text;mso-width-percent:0;mso-height-percent:0;mso-width-relative:page;mso-height-relative:page">
           <v:imagedata r:id="rId1" o:title="nrzmhi_logo_500"/>
         </v:shape>
       </w:pict>
@@ -4843,7 +4934,7 @@
         <w:noProof/>
       </w:rPr>
       <w:pict w14:anchorId="7C1A25A7">
-        <v:shape id="_x0000_s1165" type="#_x0000_t75" alt="RKI_Logo-NRZKL-Deu_RGB-1.JPG" style="position:absolute;margin-left:449.25pt;margin-top:6.75pt;width:55pt;height:55pt;z-index:5;visibility:visible;mso-wrap-style:square;mso-width-percent:0;mso-height-percent:0;mso-wrap-distance-left:9pt;mso-wrap-distance-top:0;mso-wrap-distance-right:9pt;mso-wrap-distance-bottom:0;mso-position-horizontal:absolute;mso-position-horizontal-relative:text;mso-position-vertical:absolute;mso-position-vertical-relative:text;mso-width-percent:0;mso-height-percent:0;mso-width-relative:page;mso-height-relative:page" stroked="t" strokecolor="white">
+        <v:shape id="_x0000_s1165" type="#_x0000_t75" alt="RKI_Logo-NRZKL-Deu_RGB-1.JPG" style="position:absolute;margin-left:449.25pt;margin-top:6.75pt;width:55pt;height:55pt;z-index:1;visibility:visible;mso-wrap-style:square;mso-width-percent:0;mso-height-percent:0;mso-wrap-distance-left:9pt;mso-wrap-distance-top:0;mso-wrap-distance-right:9pt;mso-wrap-distance-bottom:0;mso-position-horizontal:absolute;mso-position-horizontal-relative:text;mso-position-vertical:absolute;mso-position-vertical-relative:text;mso-width-percent:0;mso-height-percent:0;mso-width-relative:page;mso-height-relative:page" stroked="t" strokecolor="white">
           <v:imagedata r:id="rId2" o:title="RKI_Logo-NRZKL-Deu_RGB-1"/>
         </v:shape>
       </w:pict>
@@ -4968,7 +5059,7 @@
           <v:stroke joinstyle="miter"/>
           <v:path gradientshapeok="t" o:connecttype="rect"/>
         </v:shapetype>
-        <v:shape id="Textfeld 3" o:spid="_x0000_s1164" type="#_x0000_t202" style="position:absolute;margin-left:364.1pt;margin-top:2.3pt;width:156.8pt;height:304.25pt;z-index:6;visibility:visible;mso-wrap-style:square;mso-width-percent:0;mso-height-percent:0;mso-wrap-distance-left:9pt;mso-wrap-distance-top:0;mso-wrap-distance-right:9pt;mso-wrap-distance-bottom:0;mso-position-horizontal-relative:text;mso-position-vertical-relative:text;mso-width-percent:0;mso-height-percent:0;mso-width-relative:page;mso-height-relative:page;v-text-anchor:top" o:gfxdata="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" stroked="f">
+        <v:shape id="Textfeld 3" o:spid="_x0000_s1164" type="#_x0000_t202" style="position:absolute;margin-left:364.1pt;margin-top:2.3pt;width:156.8pt;height:304.25pt;z-index:2;visibility:visible;mso-wrap-style:square;mso-width-percent:0;mso-height-percent:0;mso-wrap-distance-left:9pt;mso-wrap-distance-top:0;mso-wrap-distance-right:9pt;mso-wrap-distance-bottom:0;mso-position-horizontal-relative:text;mso-position-vertical-relative:text;mso-width-percent:0;mso-height-percent:0;mso-width-relative:page;mso-height-relative:page;v-text-anchor:top" o:gfxdata="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" stroked="f">
           <v:textbox style="mso-next-textbox:#Textfeld 3">
             <w:txbxContent>
               <w:p>

--- a/HaemophilusWeb/ReportTemplates/Fax - BLNAS v10.docx
+++ b/HaemophilusWeb/ReportTemplates/Fax - BLNAS v10.docx
@@ -4077,7 +4077,7 @@
         <w:sz w:val="22"/>
         <w:szCs w:val="22"/>
       </w:rPr>
-      <w:t>Gesamtleitung: PD Dr. rer. nat. Heike Claus</w:t>
+      <w:t xml:space="preserve">Gesamtleitung: {LabDirector}</w:t>
     </w:r>
   </w:p>
   <w:p>
@@ -4092,7 +4092,7 @@
         <w:sz w:val="22"/>
         <w:szCs w:val="22"/>
       </w:rPr>
-      <w:t>ärztliche Leitung: PD Dr. med. Thiên-Trí Lâm</w:t>
+      <w:t xml:space="preserve">ärztliche Leitung: {MedicalDirector}</w:t>
     </w:r>
   </w:p>
   <w:p>
@@ -4359,235 +4359,8 @@
                     <w:sz w:val="17"/>
                     <w:szCs w:val="17"/>
                   </w:rPr>
-                  <w:t>PD Dr. rer. nat. Heike Claus</w:t>
+                  <w:t xml:space="preserve">{Contacts}</w:t>
                 </w:r>
-              </w:p>
-              <w:p>
-                <w:pPr>
-                  <w:tabs>
-                    <w:tab w:val="left" w:pos="7560"/>
-                  </w:tabs>
-                  <w:ind w:right="-1368"/>
-                  <w:rPr>
-                    <w:sz w:val="17"/>
-                    <w:szCs w:val="17"/>
-                    <w:lang w:val="pl-PL"/>
-                  </w:rPr>
-                </w:pPr>
-                <w:r>
-                  <w:rPr>
-                    <w:sz w:val="17"/>
-                    <w:szCs w:val="17"/>
-                    <w:lang w:val="pl-PL"/>
-                  </w:rPr>
-                  <w:t>Telefon: 0931/31-46936</w:t>
-                </w:r>
-              </w:p>
-              <w:p>
-                <w:pPr>
-                  <w:tabs>
-                    <w:tab w:val="left" w:pos="7560"/>
-                  </w:tabs>
-                  <w:ind w:right="-1368"/>
-                  <w:rPr>
-                    <w:sz w:val="17"/>
-                    <w:szCs w:val="17"/>
-                    <w:lang w:val="pl-PL"/>
-                  </w:rPr>
-                </w:pPr>
-                <w:r>
-                  <w:rPr>
-                    <w:sz w:val="17"/>
-                    <w:szCs w:val="17"/>
-                    <w:lang w:val="pl-PL"/>
-                  </w:rPr>
-                  <w:t>heike.claus@uni-wuerzburg.de</w:t>
-                </w:r>
-              </w:p>
-              <w:p>
-                <w:pPr>
-                  <w:ind w:right="-1368"/>
-                  <w:rPr>
-                    <w:sz w:val="17"/>
-                    <w:szCs w:val="17"/>
-                    <w:lang w:val="pl-PL"/>
-                  </w:rPr>
-                </w:pPr>
-              </w:p>
-              <w:p>
-                <w:pPr>
-                  <w:ind w:right="-1368"/>
-                  <w:rPr>
-                    <w:sz w:val="17"/>
-                    <w:szCs w:val="17"/>
-                    <w:lang w:val="pl-PL"/>
-                  </w:rPr>
-                </w:pPr>
-                <w:r>
-                  <w:rPr>
-                    <w:sz w:val="17"/>
-                    <w:szCs w:val="17"/>
-                    <w:lang w:val="pl-PL"/>
-                  </w:rPr>
-                  <w:t>PD Dr. med. Thiên-Trí Lâm</w:t>
-                </w:r>
-              </w:p>
-              <w:p>
-                <w:pPr>
-                  <w:ind w:right="-1368"/>
-                  <w:rPr>
-                    <w:sz w:val="17"/>
-                    <w:szCs w:val="17"/>
-                    <w:lang w:val="pl-PL"/>
-                  </w:rPr>
-                </w:pPr>
-                <w:r>
-                  <w:rPr>
-                    <w:sz w:val="17"/>
-                    <w:szCs w:val="17"/>
-                    <w:lang w:val="pl-PL"/>
-                  </w:rPr>
-                  <w:t>Telefon: 0931/31-46737</w:t>
-                </w:r>
-              </w:p>
-              <w:p>
-                <w:pPr>
-                  <w:ind w:right="-1368"/>
-                  <w:rPr>
-                    <w:sz w:val="17"/>
-                    <w:szCs w:val="17"/>
-                    <w:lang w:val="pl-PL"/>
-                  </w:rPr>
-                </w:pPr>
-                <w:r>
-                  <w:rPr>
-                    <w:sz w:val="17"/>
-                    <w:szCs w:val="17"/>
-                    <w:lang w:val="pl-PL"/>
-                  </w:rPr>
-                  <w:t>thien-tri.lam@uni-wuerzburg.de</w:t>
-                </w:r>
-              </w:p>
-              <w:p>
-                <w:pPr>
-                  <w:tabs>
-                    <w:tab w:val="left" w:pos="7560"/>
-                  </w:tabs>
-                  <w:ind w:right="-1368"/>
-                  <w:rPr>
-                    <w:sz w:val="17"/>
-                    <w:szCs w:val="17"/>
-                    <w:lang w:val="pl-PL"/>
-                  </w:rPr>
-                </w:pPr>
-              </w:p>
-              <w:p>
-                <w:pPr>
-                  <w:tabs>
-                    <w:tab w:val="left" w:pos="7560"/>
-                  </w:tabs>
-                  <w:ind w:right="-1368"/>
-                  <w:rPr>
-                    <w:sz w:val="17"/>
-                    <w:szCs w:val="17"/>
-                    <w:lang w:val="en-GB"/>
-                  </w:rPr>
-                </w:pPr>
-                <w:r>
-                  <w:rPr>
-                    <w:sz w:val="17"/>
-                    <w:szCs w:val="17"/>
-                    <w:lang w:val="en-GB"/>
-                  </w:rPr>
-                  <w:t>Dr.</w:t>
-                </w:r>
-                <w:r>
-                  <w:rPr>
-                    <w:sz w:val="17"/>
-                    <w:szCs w:val="17"/>
-                    <w:lang w:val="en-GB"/>
-                  </w:rPr>
-                  <w:t xml:space="preserve"> </w:t>
-                </w:r>
-                <w:r>
-                  <w:rPr>
-                    <w:sz w:val="17"/>
-                    <w:szCs w:val="17"/>
-                    <w:lang w:val="en-GB"/>
-                  </w:rPr>
-                  <w:t>med. Katherina Heroth</w:t>
-                </w:r>
-              </w:p>
-              <w:p>
-                <w:pPr>
-                  <w:tabs>
-                    <w:tab w:val="left" w:pos="7560"/>
-                  </w:tabs>
-                  <w:ind w:right="-1368"/>
-                  <w:rPr>
-                    <w:sz w:val="17"/>
-                    <w:szCs w:val="17"/>
-                    <w:lang w:val="pl-PL"/>
-                  </w:rPr>
-                </w:pPr>
-                <w:r>
-                  <w:rPr>
-                    <w:sz w:val="17"/>
-                    <w:szCs w:val="17"/>
-                    <w:lang w:val="pl-PL"/>
-                  </w:rPr>
-                  <w:t>Telefon: 0931/31-81128</w:t>
-                </w:r>
-              </w:p>
-              <w:p>
-                <w:pPr>
-                  <w:tabs>
-                    <w:tab w:val="left" w:pos="7560"/>
-                  </w:tabs>
-                  <w:ind w:right="-1368"/>
-                  <w:rPr>
-                    <w:sz w:val="17"/>
-                    <w:szCs w:val="17"/>
-                    <w:lang w:val="pl-PL"/>
-                  </w:rPr>
-                </w:pPr>
-                <w:r>
-                  <w:rPr>
-                    <w:sz w:val="17"/>
-                    <w:szCs w:val="17"/>
-                    <w:lang w:val="pl-PL"/>
-                  </w:rPr>
-                  <w:t>katherina.heroth</w:t>
-                </w:r>
-                <w:r>
-                  <w:rPr>
-                    <w:sz w:val="17"/>
-                    <w:szCs w:val="17"/>
-                    <w:lang w:val="pl-PL"/>
-                  </w:rPr>
-                  <w:t>@</w:t>
-                </w:r>
-                <w:r>
-                  <w:rPr>
-                    <w:sz w:val="17"/>
-                    <w:szCs w:val="17"/>
-                    <w:lang w:val="pl-PL"/>
-                  </w:rPr>
-                  <w:t>uni-wuerzburg.de</w:t>
-                </w:r>
-              </w:p>
-              <w:p>
-                <w:pPr>
-                  <w:tabs>
-                    <w:tab w:val="left" w:pos="7560"/>
-                  </w:tabs>
-                  <w:ind w:right="-1368"/>
-                  <w:rPr>
-                    <w:sz w:val="17"/>
-                    <w:szCs w:val="17"/>
-                    <w:lang w:val="pl-PL"/>
-                  </w:rPr>
-                </w:pPr>
               </w:p>
             </w:txbxContent>
           </v:textbox>
@@ -4765,7 +4538,7 @@
         <w:sz w:val="20"/>
         <w:szCs w:val="20"/>
       </w:rPr>
-      <w:t>Gesamtleitung: PD Dr. rer. nat. Heike Claus</w:t>
+      <w:t xml:space="preserve">Gesamtleitung: {LabDirector}</w:t>
     </w:r>
   </w:p>
   <w:p>
@@ -4780,7 +4553,7 @@
         <w:sz w:val="20"/>
         <w:szCs w:val="20"/>
       </w:rPr>
-      <w:t>ärztliche Leitung: PD Dr. med. Thiên-Trí Lâm</w:t>
+      <w:t xml:space="preserve">ärztliche Leitung: {MedicalDirector}</w:t>
     </w:r>
   </w:p>
   <w:p>
@@ -5002,7 +4775,7 @@
         <w:sz w:val="22"/>
         <w:szCs w:val="22"/>
       </w:rPr>
-      <w:t>Gesamtleitung: PD Dr. rer. nat. Heike Claus</w:t>
+      <w:t xml:space="preserve">Gesamtleitung: {LabDirector}</w:t>
     </w:r>
   </w:p>
   <w:p>
@@ -5017,7 +4790,7 @@
         <w:sz w:val="22"/>
         <w:szCs w:val="22"/>
       </w:rPr>
-      <w:t>ärztliche Leitung: PD Dr. med. Thiên-Trí Lâm</w:t>
+      <w:t xml:space="preserve">ärztliche Leitung: {MedicalDirector}</w:t>
     </w:r>
   </w:p>
   <w:p>
@@ -5284,235 +5057,8 @@
                     <w:sz w:val="17"/>
                     <w:szCs w:val="17"/>
                   </w:rPr>
-                  <w:t>PD Dr. rer. nat. Heike Claus</w:t>
+                  <w:t xml:space="preserve">{Contacts}</w:t>
                 </w:r>
-              </w:p>
-              <w:p>
-                <w:pPr>
-                  <w:tabs>
-                    <w:tab w:val="left" w:pos="7560"/>
-                  </w:tabs>
-                  <w:ind w:right="-1368"/>
-                  <w:rPr>
-                    <w:sz w:val="17"/>
-                    <w:szCs w:val="17"/>
-                    <w:lang w:val="pl-PL"/>
-                  </w:rPr>
-                </w:pPr>
-                <w:r>
-                  <w:rPr>
-                    <w:sz w:val="17"/>
-                    <w:szCs w:val="17"/>
-                    <w:lang w:val="pl-PL"/>
-                  </w:rPr>
-                  <w:t>Telefon: 0931/31-46936</w:t>
-                </w:r>
-              </w:p>
-              <w:p>
-                <w:pPr>
-                  <w:tabs>
-                    <w:tab w:val="left" w:pos="7560"/>
-                  </w:tabs>
-                  <w:ind w:right="-1368"/>
-                  <w:rPr>
-                    <w:sz w:val="17"/>
-                    <w:szCs w:val="17"/>
-                    <w:lang w:val="pl-PL"/>
-                  </w:rPr>
-                </w:pPr>
-                <w:r>
-                  <w:rPr>
-                    <w:sz w:val="17"/>
-                    <w:szCs w:val="17"/>
-                    <w:lang w:val="pl-PL"/>
-                  </w:rPr>
-                  <w:t>heike.claus@uni-wuerzburg.de</w:t>
-                </w:r>
-              </w:p>
-              <w:p>
-                <w:pPr>
-                  <w:ind w:right="-1368"/>
-                  <w:rPr>
-                    <w:sz w:val="17"/>
-                    <w:szCs w:val="17"/>
-                    <w:lang w:val="pl-PL"/>
-                  </w:rPr>
-                </w:pPr>
-              </w:p>
-              <w:p>
-                <w:pPr>
-                  <w:ind w:right="-1368"/>
-                  <w:rPr>
-                    <w:sz w:val="17"/>
-                    <w:szCs w:val="17"/>
-                    <w:lang w:val="pl-PL"/>
-                  </w:rPr>
-                </w:pPr>
-                <w:r>
-                  <w:rPr>
-                    <w:sz w:val="17"/>
-                    <w:szCs w:val="17"/>
-                    <w:lang w:val="pl-PL"/>
-                  </w:rPr>
-                  <w:t>PD Dr. med. Thiên-Trí Lâm</w:t>
-                </w:r>
-              </w:p>
-              <w:p>
-                <w:pPr>
-                  <w:ind w:right="-1368"/>
-                  <w:rPr>
-                    <w:sz w:val="17"/>
-                    <w:szCs w:val="17"/>
-                    <w:lang w:val="pl-PL"/>
-                  </w:rPr>
-                </w:pPr>
-                <w:r>
-                  <w:rPr>
-                    <w:sz w:val="17"/>
-                    <w:szCs w:val="17"/>
-                    <w:lang w:val="pl-PL"/>
-                  </w:rPr>
-                  <w:t>Telefon: 0931/31-46737</w:t>
-                </w:r>
-              </w:p>
-              <w:p>
-                <w:pPr>
-                  <w:ind w:right="-1368"/>
-                  <w:rPr>
-                    <w:sz w:val="17"/>
-                    <w:szCs w:val="17"/>
-                    <w:lang w:val="pl-PL"/>
-                  </w:rPr>
-                </w:pPr>
-                <w:r>
-                  <w:rPr>
-                    <w:sz w:val="17"/>
-                    <w:szCs w:val="17"/>
-                    <w:lang w:val="pl-PL"/>
-                  </w:rPr>
-                  <w:t>thien-tri.lam@uni-wuerzburg.de</w:t>
-                </w:r>
-              </w:p>
-              <w:p>
-                <w:pPr>
-                  <w:tabs>
-                    <w:tab w:val="left" w:pos="7560"/>
-                  </w:tabs>
-                  <w:ind w:right="-1368"/>
-                  <w:rPr>
-                    <w:sz w:val="17"/>
-                    <w:szCs w:val="17"/>
-                    <w:lang w:val="pl-PL"/>
-                  </w:rPr>
-                </w:pPr>
-              </w:p>
-              <w:p>
-                <w:pPr>
-                  <w:tabs>
-                    <w:tab w:val="left" w:pos="7560"/>
-                  </w:tabs>
-                  <w:ind w:right="-1368"/>
-                  <w:rPr>
-                    <w:sz w:val="17"/>
-                    <w:szCs w:val="17"/>
-                    <w:lang w:val="en-GB"/>
-                  </w:rPr>
-                </w:pPr>
-                <w:r>
-                  <w:rPr>
-                    <w:sz w:val="17"/>
-                    <w:szCs w:val="17"/>
-                    <w:lang w:val="en-GB"/>
-                  </w:rPr>
-                  <w:t>Dr.</w:t>
-                </w:r>
-                <w:r>
-                  <w:rPr>
-                    <w:sz w:val="17"/>
-                    <w:szCs w:val="17"/>
-                    <w:lang w:val="en-GB"/>
-                  </w:rPr>
-                  <w:t xml:space="preserve"> </w:t>
-                </w:r>
-                <w:r>
-                  <w:rPr>
-                    <w:sz w:val="17"/>
-                    <w:szCs w:val="17"/>
-                    <w:lang w:val="en-GB"/>
-                  </w:rPr>
-                  <w:t>med. Katherina Heroth</w:t>
-                </w:r>
-              </w:p>
-              <w:p>
-                <w:pPr>
-                  <w:tabs>
-                    <w:tab w:val="left" w:pos="7560"/>
-                  </w:tabs>
-                  <w:ind w:right="-1368"/>
-                  <w:rPr>
-                    <w:sz w:val="17"/>
-                    <w:szCs w:val="17"/>
-                    <w:lang w:val="pl-PL"/>
-                  </w:rPr>
-                </w:pPr>
-                <w:r>
-                  <w:rPr>
-                    <w:sz w:val="17"/>
-                    <w:szCs w:val="17"/>
-                    <w:lang w:val="pl-PL"/>
-                  </w:rPr>
-                  <w:t>Telefon: 0931/31-81128</w:t>
-                </w:r>
-              </w:p>
-              <w:p>
-                <w:pPr>
-                  <w:tabs>
-                    <w:tab w:val="left" w:pos="7560"/>
-                  </w:tabs>
-                  <w:ind w:right="-1368"/>
-                  <w:rPr>
-                    <w:sz w:val="17"/>
-                    <w:szCs w:val="17"/>
-                    <w:lang w:val="pl-PL"/>
-                  </w:rPr>
-                </w:pPr>
-                <w:r>
-                  <w:rPr>
-                    <w:sz w:val="17"/>
-                    <w:szCs w:val="17"/>
-                    <w:lang w:val="pl-PL"/>
-                  </w:rPr>
-                  <w:t>katherina.heroth</w:t>
-                </w:r>
-                <w:r>
-                  <w:rPr>
-                    <w:sz w:val="17"/>
-                    <w:szCs w:val="17"/>
-                    <w:lang w:val="pl-PL"/>
-                  </w:rPr>
-                  <w:t>@</w:t>
-                </w:r>
-                <w:r>
-                  <w:rPr>
-                    <w:sz w:val="17"/>
-                    <w:szCs w:val="17"/>
-                    <w:lang w:val="pl-PL"/>
-                  </w:rPr>
-                  <w:t>uni-wuerzburg.de</w:t>
-                </w:r>
-              </w:p>
-              <w:p>
-                <w:pPr>
-                  <w:tabs>
-                    <w:tab w:val="left" w:pos="7560"/>
-                  </w:tabs>
-                  <w:ind w:right="-1368"/>
-                  <w:rPr>
-                    <w:sz w:val="17"/>
-                    <w:szCs w:val="17"/>
-                    <w:lang w:val="pl-PL"/>
-                  </w:rPr>
-                </w:pPr>
               </w:p>
             </w:txbxContent>
           </v:textbox>
